--- a/docs/HireView-Case-Study.docx
+++ b/docs/HireView-Case-Study.docx
@@ -2509,7 +2509,7 @@
                 <w:sz w:val="20"/>
                 <w:szCs w:val="20"/>
               </w:rPr>
-              <w:t xml:space="preserve">Outreach drafting (auto-draft LinkedIn messages from resume highlights), side-by-side candidate comparison, scorecard builder, red flag detector, company target list generator.</w:t>
+              <w:t xml:space="preserve">Side-by-side candidate comparison, scorecard builder, red flag detector, company target list generator.</w:t>
             </w:r>
           </w:p>
         </w:tc>
